--- a/SRS_Quanlyduannhom.docx
+++ b/SRS_Quanlyduannhom.docx
@@ -7057,15 +7057,7 @@
                 <w:sz w:val="26"/>
                 <w:szCs w:val="26"/>
               </w:rPr>
-              <w:t>Mã định danh thông b</w:t>
-            </w:r>
-            <w:r>
-              <w:rPr>
-                <w:rFonts w:ascii="Times New Roman" w:hAnsi="Times New Roman" w:cs="Times New Roman"/>
-                <w:sz w:val="26"/>
-                <w:szCs w:val="26"/>
-              </w:rPr>
-              <w:t>áo</w:t>
+              <w:t>Mã định danh thông báo</w:t>
             </w:r>
           </w:p>
         </w:tc>
@@ -7273,6 +7265,419 @@
                 <w:szCs w:val="26"/>
               </w:rPr>
               <w:t>Nội dung chính của thông báo</w:t>
+            </w:r>
+          </w:p>
+        </w:tc>
+      </w:tr>
+    </w:tbl>
+    <w:p>
+      <w:pPr>
+        <w:rPr>
+          <w:rFonts w:ascii="Times New Roman" w:hAnsi="Times New Roman" w:cs="Times New Roman"/>
+          <w:sz w:val="26"/>
+          <w:szCs w:val="26"/>
+        </w:rPr>
+      </w:pPr>
+    </w:p>
+    <w:p>
+      <w:pPr>
+        <w:pStyle w:val="ListParagraph"/>
+        <w:numPr>
+          <w:ilvl w:val="2"/>
+          <w:numId w:val="68"/>
+        </w:numPr>
+        <w:rPr>
+          <w:rFonts w:ascii="Times New Roman" w:hAnsi="Times New Roman" w:cs="Times New Roman"/>
+          <w:sz w:val="26"/>
+          <w:szCs w:val="26"/>
+        </w:rPr>
+      </w:pPr>
+      <w:r>
+        <w:rPr>
+          <w:rFonts w:ascii="Times New Roman" w:hAnsi="Times New Roman" w:cs="Times New Roman"/>
+          <w:sz w:val="26"/>
+          <w:szCs w:val="26"/>
+        </w:rPr>
+        <w:t>Notification</w:t>
+      </w:r>
+    </w:p>
+    <w:tbl>
+      <w:tblPr>
+        <w:tblStyle w:val="TableGrid"/>
+        <w:tblW w:w="0" w:type="auto"/>
+        <w:tblLook w:val="04A0" w:firstRow="1" w:lastRow="0" w:firstColumn="1" w:lastColumn="0" w:noHBand="0" w:noVBand="1"/>
+      </w:tblPr>
+      <w:tblGrid>
+        <w:gridCol w:w="3116"/>
+        <w:gridCol w:w="3117"/>
+        <w:gridCol w:w="3117"/>
+      </w:tblGrid>
+      <w:tr>
+        <w:tc>
+          <w:tcPr>
+            <w:tcW w:w="3116" w:type="dxa"/>
+          </w:tcPr>
+          <w:p>
+            <w:pPr>
+              <w:jc w:val="center"/>
+              <w:rPr>
+                <w:rFonts w:ascii="Times New Roman" w:hAnsi="Times New Roman" w:cs="Times New Roman"/>
+                <w:sz w:val="26"/>
+                <w:szCs w:val="26"/>
+              </w:rPr>
+            </w:pPr>
+            <w:r>
+              <w:rPr>
+                <w:rFonts w:ascii="Times New Roman" w:hAnsi="Times New Roman" w:cs="Times New Roman"/>
+                <w:sz w:val="26"/>
+                <w:szCs w:val="26"/>
+              </w:rPr>
+              <w:t>Tên thuộc tính</w:t>
+            </w:r>
+          </w:p>
+        </w:tc>
+        <w:tc>
+          <w:tcPr>
+            <w:tcW w:w="3117" w:type="dxa"/>
+          </w:tcPr>
+          <w:p>
+            <w:pPr>
+              <w:jc w:val="center"/>
+              <w:rPr>
+                <w:rFonts w:ascii="Times New Roman" w:hAnsi="Times New Roman" w:cs="Times New Roman"/>
+                <w:sz w:val="26"/>
+                <w:szCs w:val="26"/>
+              </w:rPr>
+            </w:pPr>
+            <w:r>
+              <w:rPr>
+                <w:rFonts w:ascii="Times New Roman" w:hAnsi="Times New Roman" w:cs="Times New Roman"/>
+                <w:sz w:val="26"/>
+                <w:szCs w:val="26"/>
+              </w:rPr>
+              <w:t>Kiểu dữ liệu</w:t>
+            </w:r>
+          </w:p>
+        </w:tc>
+        <w:tc>
+          <w:tcPr>
+            <w:tcW w:w="3117" w:type="dxa"/>
+          </w:tcPr>
+          <w:p>
+            <w:pPr>
+              <w:jc w:val="center"/>
+              <w:rPr>
+                <w:rFonts w:ascii="Times New Roman" w:hAnsi="Times New Roman" w:cs="Times New Roman"/>
+                <w:sz w:val="26"/>
+                <w:szCs w:val="26"/>
+              </w:rPr>
+            </w:pPr>
+            <w:r>
+              <w:rPr>
+                <w:rFonts w:ascii="Times New Roman" w:hAnsi="Times New Roman" w:cs="Times New Roman"/>
+                <w:sz w:val="26"/>
+                <w:szCs w:val="26"/>
+              </w:rPr>
+              <w:t>Mô tả</w:t>
+            </w:r>
+          </w:p>
+        </w:tc>
+      </w:tr>
+      <w:tr>
+        <w:tc>
+          <w:tcPr>
+            <w:tcW w:w="3116" w:type="dxa"/>
+          </w:tcPr>
+          <w:p>
+            <w:pPr>
+              <w:rPr>
+                <w:rFonts w:ascii="Times New Roman" w:hAnsi="Times New Roman" w:cs="Times New Roman"/>
+                <w:sz w:val="26"/>
+                <w:szCs w:val="26"/>
+              </w:rPr>
+            </w:pPr>
+            <w:r>
+              <w:rPr>
+                <w:rFonts w:ascii="Times New Roman" w:hAnsi="Times New Roman" w:cs="Times New Roman"/>
+                <w:sz w:val="26"/>
+                <w:szCs w:val="26"/>
+              </w:rPr>
+              <w:t>NotificationAssignmentId</w:t>
+            </w:r>
+            <w:r>
+              <w:rPr>
+                <w:rFonts w:ascii="Times New Roman" w:hAnsi="Times New Roman" w:cs="Times New Roman"/>
+                <w:sz w:val="26"/>
+                <w:szCs w:val="26"/>
+              </w:rPr>
+              <w:t xml:space="preserve"> </w:t>
+            </w:r>
+            <w:r>
+              <w:rPr>
+                <w:rFonts w:ascii="Times New Roman" w:hAnsi="Times New Roman" w:cs="Times New Roman"/>
+                <w:sz w:val="26"/>
+                <w:szCs w:val="26"/>
+              </w:rPr>
+              <w:t>(PK)</w:t>
+            </w:r>
+          </w:p>
+        </w:tc>
+        <w:tc>
+          <w:tcPr>
+            <w:tcW w:w="3117" w:type="dxa"/>
+          </w:tcPr>
+          <w:p>
+            <w:pPr>
+              <w:rPr>
+                <w:rFonts w:ascii="Times New Roman" w:hAnsi="Times New Roman" w:cs="Times New Roman"/>
+                <w:sz w:val="26"/>
+                <w:szCs w:val="26"/>
+              </w:rPr>
+            </w:pPr>
+            <w:r>
+              <w:rPr>
+                <w:rFonts w:ascii="Times New Roman" w:hAnsi="Times New Roman" w:cs="Times New Roman"/>
+                <w:sz w:val="26"/>
+                <w:szCs w:val="26"/>
+              </w:rPr>
+              <w:t>int</w:t>
+            </w:r>
+          </w:p>
+        </w:tc>
+        <w:tc>
+          <w:tcPr>
+            <w:tcW w:w="3117" w:type="dxa"/>
+          </w:tcPr>
+          <w:p>
+            <w:pPr>
+              <w:rPr>
+                <w:rFonts w:ascii="Times New Roman" w:hAnsi="Times New Roman" w:cs="Times New Roman"/>
+                <w:sz w:val="26"/>
+                <w:szCs w:val="26"/>
+              </w:rPr>
+            </w:pPr>
+            <w:r>
+              <w:rPr>
+                <w:rFonts w:ascii="Times New Roman" w:hAnsi="Times New Roman" w:cs="Times New Roman"/>
+                <w:sz w:val="26"/>
+                <w:szCs w:val="26"/>
+              </w:rPr>
+              <w:t>Mã định danh</w:t>
+            </w:r>
+            <w:r>
+              <w:rPr>
+                <w:rFonts w:ascii="Times New Roman" w:hAnsi="Times New Roman" w:cs="Times New Roman"/>
+                <w:sz w:val="26"/>
+                <w:szCs w:val="26"/>
+              </w:rPr>
+              <w:t xml:space="preserve"> liên kết người dùng, thông báo, nhiệm vụ</w:t>
+            </w:r>
+          </w:p>
+        </w:tc>
+      </w:tr>
+      <w:tr>
+        <w:tc>
+          <w:tcPr>
+            <w:tcW w:w="3116" w:type="dxa"/>
+          </w:tcPr>
+          <w:p>
+            <w:pPr>
+              <w:rPr>
+                <w:rFonts w:ascii="Times New Roman" w:hAnsi="Times New Roman" w:cs="Times New Roman"/>
+                <w:sz w:val="26"/>
+                <w:szCs w:val="26"/>
+              </w:rPr>
+            </w:pPr>
+            <w:r>
+              <w:rPr>
+                <w:rFonts w:ascii="Times New Roman" w:hAnsi="Times New Roman" w:cs="Times New Roman"/>
+                <w:sz w:val="26"/>
+                <w:szCs w:val="26"/>
+              </w:rPr>
+              <w:t>userId (FK)</w:t>
+            </w:r>
+          </w:p>
+        </w:tc>
+        <w:tc>
+          <w:tcPr>
+            <w:tcW w:w="3117" w:type="dxa"/>
+          </w:tcPr>
+          <w:p>
+            <w:pPr>
+              <w:jc w:val="center"/>
+              <w:rPr>
+                <w:rFonts w:ascii="Times New Roman" w:hAnsi="Times New Roman" w:cs="Times New Roman"/>
+                <w:sz w:val="26"/>
+                <w:szCs w:val="26"/>
+              </w:rPr>
+            </w:pPr>
+            <w:r>
+              <w:rPr>
+                <w:rFonts w:ascii="Times New Roman" w:hAnsi="Times New Roman" w:cs="Times New Roman"/>
+                <w:sz w:val="26"/>
+                <w:szCs w:val="26"/>
+              </w:rPr>
+              <w:t>int</w:t>
+            </w:r>
+          </w:p>
+        </w:tc>
+        <w:tc>
+          <w:tcPr>
+            <w:tcW w:w="3117" w:type="dxa"/>
+          </w:tcPr>
+          <w:p>
+            <w:pPr>
+              <w:rPr>
+                <w:rFonts w:ascii="Times New Roman" w:hAnsi="Times New Roman" w:cs="Times New Roman"/>
+                <w:sz w:val="26"/>
+                <w:szCs w:val="26"/>
+              </w:rPr>
+            </w:pPr>
+            <w:r>
+              <w:rPr>
+                <w:rFonts w:ascii="Times New Roman" w:hAnsi="Times New Roman" w:cs="Times New Roman"/>
+                <w:sz w:val="26"/>
+                <w:szCs w:val="26"/>
+              </w:rPr>
+              <w:t>Nhận biết người dùng muốn gửi thông báo</w:t>
+            </w:r>
+          </w:p>
+        </w:tc>
+      </w:tr>
+      <w:tr>
+        <w:tc>
+          <w:tcPr>
+            <w:tcW w:w="3116" w:type="dxa"/>
+          </w:tcPr>
+          <w:p>
+            <w:pPr>
+              <w:rPr>
+                <w:rFonts w:ascii="Times New Roman" w:hAnsi="Times New Roman" w:cs="Times New Roman"/>
+                <w:sz w:val="26"/>
+                <w:szCs w:val="26"/>
+              </w:rPr>
+            </w:pPr>
+            <w:r>
+              <w:rPr>
+                <w:rFonts w:ascii="Times New Roman" w:hAnsi="Times New Roman" w:cs="Times New Roman"/>
+                <w:sz w:val="26"/>
+                <w:szCs w:val="26"/>
+              </w:rPr>
+              <w:t>taskId (FK)</w:t>
+            </w:r>
+          </w:p>
+        </w:tc>
+        <w:tc>
+          <w:tcPr>
+            <w:tcW w:w="3117" w:type="dxa"/>
+          </w:tcPr>
+          <w:p>
+            <w:pPr>
+              <w:jc w:val="center"/>
+              <w:rPr>
+                <w:rFonts w:ascii="Times New Roman" w:hAnsi="Times New Roman" w:cs="Times New Roman"/>
+                <w:sz w:val="26"/>
+                <w:szCs w:val="26"/>
+              </w:rPr>
+            </w:pPr>
+            <w:r>
+              <w:rPr>
+                <w:rFonts w:ascii="Times New Roman" w:hAnsi="Times New Roman" w:cs="Times New Roman"/>
+                <w:sz w:val="26"/>
+                <w:szCs w:val="26"/>
+              </w:rPr>
+              <w:t>int</w:t>
+            </w:r>
+          </w:p>
+        </w:tc>
+        <w:tc>
+          <w:tcPr>
+            <w:tcW w:w="3117" w:type="dxa"/>
+          </w:tcPr>
+          <w:p>
+            <w:pPr>
+              <w:rPr>
+                <w:rFonts w:ascii="Times New Roman" w:hAnsi="Times New Roman" w:cs="Times New Roman"/>
+                <w:sz w:val="26"/>
+                <w:szCs w:val="26"/>
+              </w:rPr>
+            </w:pPr>
+            <w:r>
+              <w:rPr>
+                <w:rFonts w:ascii="Times New Roman" w:hAnsi="Times New Roman" w:cs="Times New Roman"/>
+                <w:sz w:val="26"/>
+                <w:szCs w:val="26"/>
+              </w:rPr>
+              <w:t>Nhận biết thông báo được tạo ra từ nhiệm vụ nào</w:t>
+            </w:r>
+          </w:p>
+        </w:tc>
+      </w:tr>
+      <w:tr>
+        <w:tc>
+          <w:tcPr>
+            <w:tcW w:w="3116" w:type="dxa"/>
+          </w:tcPr>
+          <w:p>
+            <w:pPr>
+              <w:rPr>
+                <w:rFonts w:ascii="Times New Roman" w:hAnsi="Times New Roman" w:cs="Times New Roman"/>
+                <w:sz w:val="26"/>
+                <w:szCs w:val="26"/>
+              </w:rPr>
+            </w:pPr>
+            <w:r>
+              <w:rPr>
+                <w:rFonts w:ascii="Times New Roman" w:hAnsi="Times New Roman" w:cs="Times New Roman"/>
+                <w:sz w:val="26"/>
+                <w:szCs w:val="26"/>
+              </w:rPr>
+              <w:t>notificationId</w:t>
+            </w:r>
+          </w:p>
+        </w:tc>
+        <w:tc>
+          <w:tcPr>
+            <w:tcW w:w="3117" w:type="dxa"/>
+          </w:tcPr>
+          <w:p>
+            <w:pPr>
+              <w:jc w:val="center"/>
+              <w:rPr>
+                <w:rFonts w:ascii="Times New Roman" w:hAnsi="Times New Roman" w:cs="Times New Roman"/>
+                <w:sz w:val="26"/>
+                <w:szCs w:val="26"/>
+              </w:rPr>
+            </w:pPr>
+            <w:r>
+              <w:rPr>
+                <w:rFonts w:ascii="Times New Roman" w:hAnsi="Times New Roman" w:cs="Times New Roman"/>
+                <w:sz w:val="26"/>
+                <w:szCs w:val="26"/>
+              </w:rPr>
+              <w:t>string</w:t>
+            </w:r>
+          </w:p>
+        </w:tc>
+        <w:tc>
+          <w:tcPr>
+            <w:tcW w:w="3117" w:type="dxa"/>
+          </w:tcPr>
+          <w:p>
+            <w:pPr>
+              <w:rPr>
+                <w:rFonts w:ascii="Times New Roman" w:hAnsi="Times New Roman" w:cs="Times New Roman"/>
+                <w:sz w:val="26"/>
+                <w:szCs w:val="26"/>
+              </w:rPr>
+            </w:pPr>
+            <w:r>
+              <w:rPr>
+                <w:rFonts w:ascii="Times New Roman" w:hAnsi="Times New Roman" w:cs="Times New Roman"/>
+                <w:sz w:val="26"/>
+                <w:szCs w:val="26"/>
+              </w:rPr>
+              <w:t>Thông báo muốn gửi đi</w:t>
             </w:r>
           </w:p>
         </w:tc>
@@ -7377,7 +7782,11 @@
           </w:tcPr>
           <w:p>
             <w:r>
-              <w:t xml:space="preserve">Một người dùng có thể tham gia nhiều nhóm, nhóm cũng có thể </w:t>
+              <w:t xml:space="preserve">Một người dùng có thể tham gia nhiều nhóm, nhóm cũng </w:t>
+            </w:r>
+            <w:r>
+              <w:lastRenderedPageBreak/>
+              <w:t xml:space="preserve">có thể </w:t>
             </w:r>
             <w:r>
               <w:t xml:space="preserve">chứa </w:t>
@@ -7396,6 +7805,7 @@
               <w:jc w:val="center"/>
             </w:pPr>
             <w:r>
+              <w:lastRenderedPageBreak/>
               <w:t>N-N</w:t>
             </w:r>
           </w:p>
@@ -7528,7 +7938,6 @@
               <w:jc w:val="center"/>
             </w:pPr>
             <w:r>
-              <w:lastRenderedPageBreak/>
               <w:t>Người dùng – Thông báo</w:t>
             </w:r>
           </w:p>
@@ -7607,7 +8016,7 @@
                     <w:spacing w:after="0" w:line="240" w:lineRule="auto"/>
                   </w:pPr>
                   <w:r>
-                    <w:t>Một người dùng có thể nhận nhiều thông báo</w:t>
+                    <w:t>Thông báo được gửi tới những người liên quan đến dự án</w:t>
                   </w:r>
                 </w:p>
               </w:tc>
@@ -7624,7 +8033,10 @@
               <w:jc w:val="center"/>
             </w:pPr>
             <w:r>
-              <w:t>1 - N</w:t>
+              <w:t>N</w:t>
+            </w:r>
+            <w:r>
+              <w:t xml:space="preserve"> - N</w:t>
             </w:r>
           </w:p>
         </w:tc>
@@ -7646,11 +8058,12 @@
           <w:sz w:val="26"/>
           <w:szCs w:val="26"/>
         </w:rPr>
+        <w:lastRenderedPageBreak/>
         <w:drawing>
-          <wp:inline distT="0" distB="0" distL="0" distR="0" wp14:anchorId="1BBADB2A" wp14:editId="51624EB7">
+          <wp:inline distT="0" distB="0" distL="0" distR="0" wp14:anchorId="519A89A4" wp14:editId="369D374A">
             <wp:extent cx="5943600" cy="4794250"/>
             <wp:effectExtent l="0" t="0" r="0" b="6350"/>
-            <wp:docPr id="1593565180" name="Picture 1" descr="A screenshot of a computer&#10;&#10;AI-generated content may be incorrect."/>
+            <wp:docPr id="820728139" name="Picture 1" descr="A screenshot of a computer&#10;&#10;AI-generated content may be incorrect."/>
             <wp:cNvGraphicFramePr>
               <a:graphicFrameLocks xmlns:a="http://schemas.openxmlformats.org/drawingml/2006/main" noChangeAspect="1"/>
             </wp:cNvGraphicFramePr>
@@ -7658,7 +8071,7 @@
               <a:graphicData uri="http://schemas.openxmlformats.org/drawingml/2006/picture">
                 <pic:pic xmlns:pic="http://schemas.openxmlformats.org/drawingml/2006/picture">
                   <pic:nvPicPr>
-                    <pic:cNvPr id="1593565180" name="Picture 1" descr="A screenshot of a computer&#10;&#10;AI-generated content may be incorrect."/>
+                    <pic:cNvPr id="820728139" name="Picture 1" descr="A screenshot of a computer&#10;&#10;AI-generated content may be incorrect."/>
                     <pic:cNvPicPr/>
                   </pic:nvPicPr>
                   <pic:blipFill>
@@ -7720,10 +8133,10 @@
           <w:szCs w:val="26"/>
         </w:rPr>
         <w:drawing>
-          <wp:inline distT="0" distB="0" distL="0" distR="0" wp14:anchorId="69F9C756" wp14:editId="4B85881B">
+          <wp:inline distT="0" distB="0" distL="0" distR="0" wp14:anchorId="1530DFAD" wp14:editId="7CA9CA73">
             <wp:extent cx="5943600" cy="3120390"/>
             <wp:effectExtent l="0" t="0" r="0" b="3810"/>
-            <wp:docPr id="585127377" name="Picture 20" descr="A black screen with white text&#10;&#10;AI-generated content may be incorrect."/>
+            <wp:docPr id="946248222" name="Picture 2" descr="A black screen with white text&#10;&#10;AI-generated content may be incorrect."/>
             <wp:cNvGraphicFramePr>
               <a:graphicFrameLocks xmlns:a="http://schemas.openxmlformats.org/drawingml/2006/main" noChangeAspect="1"/>
             </wp:cNvGraphicFramePr>
@@ -7731,7 +8144,7 @@
               <a:graphicData uri="http://schemas.openxmlformats.org/drawingml/2006/picture">
                 <pic:pic xmlns:pic="http://schemas.openxmlformats.org/drawingml/2006/picture">
                   <pic:nvPicPr>
-                    <pic:cNvPr id="585127377" name="Picture 20" descr="A black screen with white text&#10;&#10;AI-generated content may be incorrect."/>
+                    <pic:cNvPr id="946248222" name="Picture 2" descr="A black screen with white text&#10;&#10;AI-generated content may be incorrect."/>
                     <pic:cNvPicPr/>
                   </pic:nvPicPr>
                   <pic:blipFill>
@@ -16321,6 +16734,7 @@
       <w:r>
         <w:rPr>
           <w:rFonts w:ascii="Times New Roman" w:hAnsi="Times New Roman" w:cs="Times New Roman"/>
+          <w:noProof/>
           <w:sz w:val="26"/>
           <w:szCs w:val="26"/>
         </w:rPr>
@@ -16396,6 +16810,7 @@
       <w:r>
         <w:rPr>
           <w:rFonts w:ascii="Times New Roman" w:hAnsi="Times New Roman" w:cs="Times New Roman"/>
+          <w:noProof/>
           <w:sz w:val="26"/>
           <w:szCs w:val="26"/>
         </w:rPr>
@@ -16738,6 +17153,7 @@
       <w:r>
         <w:rPr>
           <w:rFonts w:ascii="Times New Roman" w:hAnsi="Times New Roman" w:cs="Times New Roman"/>
+          <w:noProof/>
           <w:sz w:val="26"/>
           <w:szCs w:val="26"/>
         </w:rPr>
@@ -16812,6 +17228,7 @@
       <w:r>
         <w:rPr>
           <w:rFonts w:ascii="Times New Roman" w:hAnsi="Times New Roman" w:cs="Times New Roman"/>
+          <w:noProof/>
           <w:sz w:val="26"/>
           <w:szCs w:val="26"/>
         </w:rPr>
@@ -16887,6 +17304,7 @@
       <w:r>
         <w:rPr>
           <w:rFonts w:ascii="Times New Roman" w:hAnsi="Times New Roman" w:cs="Times New Roman"/>
+          <w:noProof/>
           <w:sz w:val="26"/>
           <w:szCs w:val="26"/>
         </w:rPr>
@@ -16968,6 +17386,7 @@
       <w:r>
         <w:rPr>
           <w:rFonts w:ascii="Times New Roman" w:hAnsi="Times New Roman" w:cs="Times New Roman"/>
+          <w:noProof/>
           <w:sz w:val="26"/>
           <w:szCs w:val="26"/>
         </w:rPr>
@@ -17042,6 +17461,7 @@
       <w:r>
         <w:rPr>
           <w:rFonts w:ascii="Times New Roman" w:hAnsi="Times New Roman" w:cs="Times New Roman"/>
+          <w:noProof/>
           <w:sz w:val="26"/>
           <w:szCs w:val="26"/>
         </w:rPr>
